--- a/Chapter_04_Atoms_Molecules_Subatomic_Particles.docx
+++ b/Chapter_04_Atoms_Molecules_Subatomic_Particles.docx
@@ -5326,6 +5326,217 @@
           <w:bCs/>
         </w:rPr>
         <w:t xml:space="preserve">Answer Key: 1-B   2-C   3-B   4-C   5-B   6-C   7-B   8-B   9-B   10-B</w:t>
+      </w:r>
+    </w:p>
+    <w:p>
+      <w:pPr>
+        <w:spacing w:after="120" w:line="300"/>
+      </w:pPr>
+      <w:r>
+        <w:rPr>
+          <w:b/>
+        </w:rPr>
+        <w:t>Answer Key — Worked Rationales</w:t>
+      </w:r>
+    </w:p>
+    <w:p>
+      <w:pPr>
+        <w:spacing w:after="120" w:line="300"/>
+      </w:pPr>
+      <w:r>
+        <w:rPr>
+          <w:b/>
+        </w:rPr>
+        <w:t xml:space="preserve">1. </w:t>
+      </w:r>
+      <w:r>
+        <w:t xml:space="preserve">B. </w:t>
+      </w:r>
+      <w:r>
+        <w:rPr>
+          <w:i/>
+        </w:rPr>
+        <w:t>Dalton's postulate that all atoms of a given element are identical was modified once isotopes were discovered: same Z, different N.</w:t>
+      </w:r>
+    </w:p>
+    <w:p>
+      <w:pPr>
+        <w:spacing w:after="120" w:line="300"/>
+      </w:pPr>
+      <w:r>
+        <w:rPr>
+          <w:b/>
+        </w:rPr>
+        <w:t xml:space="preserve">2. </w:t>
+      </w:r>
+      <w:r>
+        <w:t xml:space="preserve">C. </w:t>
+      </w:r>
+      <w:r>
+        <w:rPr>
+          <w:i/>
+        </w:rPr>
+        <w:t>Electron mass ≈ 1/1836 of a proton — by far the smallest of the three subatomic particles.</w:t>
+      </w:r>
+    </w:p>
+    <w:p>
+      <w:pPr>
+        <w:spacing w:after="120" w:line="300"/>
+      </w:pPr>
+      <w:r>
+        <w:rPr>
+          <w:b/>
+        </w:rPr>
+        <w:t xml:space="preserve">3. </w:t>
+      </w:r>
+      <w:r>
+        <w:t xml:space="preserve">B. </w:t>
+      </w:r>
+      <w:r>
+        <w:rPr>
+          <w:i/>
+        </w:rPr>
+        <w:t>The neutron carries no net charge; protons are +1, electrons are −1.</w:t>
+      </w:r>
+    </w:p>
+    <w:p>
+      <w:pPr>
+        <w:spacing w:after="120" w:line="300"/>
+      </w:pPr>
+      <w:r>
+        <w:rPr>
+          <w:b/>
+        </w:rPr>
+        <w:t xml:space="preserve">4. </w:t>
+      </w:r>
+      <w:r>
+        <w:t xml:space="preserve">C. </w:t>
+      </w:r>
+      <w:r>
+        <w:rPr>
+          <w:i/>
+        </w:rPr>
+        <w:t>Atoms with the same Z but different N are isotopes (same element, different mass).</w:t>
+      </w:r>
+    </w:p>
+    <w:p>
+      <w:pPr>
+        <w:spacing w:after="120" w:line="300"/>
+      </w:pPr>
+      <w:r>
+        <w:rPr>
+          <w:b/>
+        </w:rPr>
+        <w:t xml:space="preserve">5. </w:t>
+      </w:r>
+      <w:r>
+        <w:t xml:space="preserve">B. </w:t>
+      </w:r>
+      <w:r>
+        <w:rPr>
+          <w:i/>
+        </w:rPr>
+        <w:t>²³⁸U has Z = 92, A = 238 → N = A − Z = 146.</w:t>
+      </w:r>
+    </w:p>
+    <w:p>
+      <w:pPr>
+        <w:spacing w:after="120" w:line="300"/>
+      </w:pPr>
+      <w:r>
+        <w:rPr>
+          <w:b/>
+        </w:rPr>
+        <w:t xml:space="preserve">6. </w:t>
+      </w:r>
+      <w:r>
+        <w:t xml:space="preserve">C. </w:t>
+      </w:r>
+      <w:r>
+        <w:rPr>
+          <w:i/>
+        </w:rPr>
+        <w:t>Mass number A = protons + neutrons = 11 + 12 = 23 (²³Na).</w:t>
+      </w:r>
+    </w:p>
+    <w:p>
+      <w:pPr>
+        <w:spacing w:after="120" w:line="300"/>
+      </w:pPr>
+      <w:r>
+        <w:rPr>
+          <w:b/>
+        </w:rPr>
+        <w:t xml:space="preserve">7. </w:t>
+      </w:r>
+      <w:r>
+        <w:t xml:space="preserve">B. </w:t>
+      </w:r>
+      <w:r>
+        <w:rPr>
+          <w:i/>
+        </w:rPr>
+        <w:t>Cl₂ is one of the seven diatomic elements (H₂, N₂, O₂, F₂, Cl₂, Br₂, I₂). He, Cu, Ne are not diatomic.</w:t>
+      </w:r>
+    </w:p>
+    <w:p>
+      <w:pPr>
+        <w:spacing w:after="120" w:line="300"/>
+      </w:pPr>
+      <w:r>
+        <w:rPr>
+          <w:b/>
+        </w:rPr>
+        <w:t xml:space="preserve">8. </w:t>
+      </w:r>
+      <w:r>
+        <w:t xml:space="preserve">B. </w:t>
+      </w:r>
+      <w:r>
+        <w:rPr>
+          <w:i/>
+        </w:rPr>
+        <w:t>Ca(NO₃)₂: 1 Ca + 2(N + 3 O) = 1 + 2 + 6 = 9 atoms.</w:t>
+      </w:r>
+    </w:p>
+    <w:p>
+      <w:pPr>
+        <w:spacing w:after="120" w:line="300"/>
+      </w:pPr>
+      <w:r>
+        <w:rPr>
+          <w:b/>
+        </w:rPr>
+        <w:t xml:space="preserve">9. </w:t>
+      </w:r>
+      <w:r>
+        <w:t xml:space="preserve">B. </w:t>
+      </w:r>
+      <w:r>
+        <w:rPr>
+          <w:i/>
+        </w:rPr>
+        <w:t>Atomic mass = 0.600(50.0) + 0.400(52.0) = 30.0 + 20.8 = 50.8 u.</w:t>
+      </w:r>
+    </w:p>
+    <w:p>
+      <w:pPr>
+        <w:spacing w:after="120" w:line="300"/>
+      </w:pPr>
+      <w:r>
+        <w:rPr>
+          <w:b/>
+        </w:rPr>
+        <w:t xml:space="preserve">10. </w:t>
+      </w:r>
+      <w:r>
+        <w:t xml:space="preserve">B. </w:t>
+      </w:r>
+      <w:r>
+        <w:rPr>
+          <w:i/>
+        </w:rPr>
+        <w:t>Rutherford's gold-foil scattering showed the positive charge and almost all the mass concentrated in a tiny dense nucleus.</w:t>
       </w:r>
     </w:p>
     <w:p>

--- a/Chapter_04_Atoms_Molecules_Subatomic_Particles.docx
+++ b/Chapter_04_Atoms_Molecules_Subatomic_Particles.docx
@@ -52,6 +52,17 @@
       </w:pPr>
       <w:r>
         <w:t xml:space="preserve">This chapter takes that journey in compressed form. We start with John Dalton's atomic theory in 1808 and end with the modern picture of the atom as a tiny dense nucleus surrounded by an electron cloud. Along the way we meet protons, neutrons, electrons, isotopes, and atomic masses — all of which we will use for the rest of the course.</w:t>
+      </w:r>
+    </w:p>
+    <w:p>
+      <w:r>
+        <w:rPr>
+          <w:b/>
+        </w:rPr>
+        <w:t xml:space="preserve">Why this matters: </w:t>
+      </w:r>
+      <w:r>
+        <w:t>Almost everything quantitative about chemistry — what a mole weighs, why bonds form, why isotopes matter for medical imaging and carbon dating — flows from the atomic picture introduced here. The weighted-average atomic mass you learn to calculate in Section 4.8 is the same number you will look up on the periodic table for every mole calculation in Chapter 8 and beyond. The proton-neutron-electron picture is the working model of matter that general chemistry, organic chemistry, biochemistry, and pre-med imaging and pre-engineering materials-characterization courses all assume you already carry. Spend the time on isotopic notation now and you will read NMR spectra, mass spectra, and clinical lab values without translation later.</w:t>
       </w:r>
     </w:p>
     <w:p>
